--- a/en/discovery-articles/4.10 Pasteurization.docx
+++ b/en/discovery-articles/4.10 Pasteurization.docx
@@ -14,7 +14,7 @@
           <w:color w:val="004E8C"/>
           <w:sz w:val="44"/>
         </w:rPr>
-        <w:t>4.10 Pasteurization</w:t>
+        <w:t>4.10 Pasteurisation</w:t>
       </w:r>
     </w:p>
     <w:p>
@@ -43,7 +43,7 @@
           <w:i/>
           <w:sz w:val="22"/>
         </w:rPr>
-        <w:t>Period: c. 1860s (Pasteur's heat treatment of wine and beer); later adaptation to milk | Key figure(s): Louis Pasteur; later dairy scientists and public-health reformers who scaled milk pasteurization</w:t>
+        <w:t>Period: c. 1860s (Pasteur's heat treatment of wine and beer); later adaptation to milk | Key figure(s): Louis Pasteur; later dairy scientists and public-health reformers who scaled milk pasteurisation</w:t>
       </w:r>
     </w:p>
     <w:p>
@@ -57,7 +57,7 @@
           <w:i w:val="0"/>
           <w:sz w:val="22"/>
         </w:rPr>
-        <w:t>Pasteurization heats food or drink just enough to kill many dangerous microbes without ruining the product. It made milk, wine, and other staples far safer for ordinary tables.</w:t>
+        <w:t>Pasteurisation heats food or drink just enough to kill many dangerous microbes without ruining the product. It made milk, wine, and other staples far safer for ordinary tables.</w:t>
       </w:r>
     </w:p>
     <w:p>
@@ -114,7 +114,7 @@
           <w:i w:val="0"/>
           <w:sz w:val="22"/>
         </w:rPr>
-        <w:t>Milk pasteurization became a major public-health tool against tuberculosis and other infections</w:t>
+        <w:t>Milk pasteurisation became a major public-health tool against tuberculosis and other infections</w:t>
       </w:r>
     </w:p>
     <w:p>
@@ -142,7 +142,7 @@
           <w:i w:val="0"/>
           <w:sz w:val="22"/>
         </w:rPr>
-        <w:t>Pasteurization complements, but does not replace, clean production and refrigeration</w:t>
+        <w:t>Pasteurisation complements, but does not replace, clean production and refrigeration</w:t>
       </w:r>
     </w:p>
     <w:p>
@@ -171,7 +171,7 @@
           <w:i w:val="0"/>
           <w:sz w:val="22"/>
         </w:rPr>
-        <w:t>Pasteurization is a controlled heat treatment that reduces harmful or spoilage microbes in liquids such as milk, juice, wine, or beer. The liquid is warmed to a set temperature for a set time, then cooled, so that many pathogens die while flavour and nutrition survive better than with hard boiling. It is not total sterilisation of every spore; it is a practical safety bargain. In plain speech, it is heat used as a quiet guardian of the bottle — a brief, careful cooking that leaves the drink still drinkable.</w:t>
+        <w:t>Pasteurisation is a controlled heat treatment that reduces harmful or spoilage microbes in liquids such as milk, juice, wine, or beer. The liquid is warmed to a set temperature for a set time, then cooled, so that many pathogens die while flavour and nutrition survive better than with hard boiling. It is not total sterilisation of every spore; it is a practical safety bargain. In plain speech, it is heat used as a quiet guardian of the bottle — a brief, careful cooking that leaves the drink still drinkable.</w:t>
       </w:r>
     </w:p>
     <w:p>
@@ -229,7 +229,7 @@
           <w:i w:val="0"/>
           <w:sz w:val="22"/>
         </w:rPr>
-        <w:t>In the 1860s Pasteur's heat treatments rescued French wine and beer industries from microbial losses. Milk pasteurization spread in the late nineteenth and early twentieth centuries as cities fought infant mortality and milk-borne disease. HTST and later UHT regimes refined industrial throughput. Glass bottles, then cartons and cold chains, carried the treated milk. Adoption followed science plus politics of food inspection.</w:t>
+        <w:t>In the 1860s Pasteur's heat treatments rescued French wine and beer industries from microbial losses. Milk pasteurisation spread in the late nineteenth and early twentieth centuries as cities fought infant mortality and milk-borne disease. High-temperature short-time (HTST) and later ultra-high-temperature (UHT) regimes refined industrial throughput. Glass bottles, then cartons and cold chains, carried the treated milk. Adoption followed science plus politics of food inspection.</w:t>
       </w:r>
     </w:p>
     <w:p>
@@ -258,7 +258,7 @@
           <w:i w:val="0"/>
           <w:sz w:val="22"/>
         </w:rPr>
-        <w:t>Pasteurization is applied microbiology: dose of heat versus death curves of organisms. It vindicated germ theory in the marketplace — spoilage was not mysterious air alone. Thermal death kinetics and enzyme damage became measurable design problems. Food science grew around these balances. The method taught that invisible life could be managed without seeing each cell.</w:t>
+        <w:t>Pasteurisation is applied microbiology: dose of heat versus death curves of organisms. It vindicated germ theory in the marketplace — spoilage was not mysterious air alone. Thermal death kinetics and enzyme damage became measurable design problems. Food science grew around these balances. The method taught that invisible life could be managed without seeing each cell.</w:t>
       </w:r>
     </w:p>
     <w:p>
@@ -287,7 +287,7 @@
           <w:i w:val="0"/>
           <w:sz w:val="22"/>
         </w:rPr>
-        <w:t>Safe milk underpinned urban childhood nutrition. Food canning, aseptic packaging, and modern food-safety systems share the same microbial logic. Vaccines and antibiotics address infection differently; pasteurization prevents it in the jug. Industrial dairies and juice plants are engineered around heat exchangers. Raw-milk debates still turn on the same trade-off Pasteur framed: risk versus minimal processing.</w:t>
+        <w:t>Safe milk underpinned urban childhood nutrition. Food canning, aseptic packaging, and modern food-safety systems share the same microbial logic. Vaccines and antibiotics address infection differently; pasteurisation prevents it in the jug. Industrial dairies and juice plants are engineered around heat exchangers. Raw-milk debates still turn on the same trade-off Pasteur framed: risk versus minimal processing.</w:t>
       </w:r>
     </w:p>
     <w:p>
@@ -316,7 +316,7 @@
           <w:i w:val="0"/>
           <w:sz w:val="22"/>
         </w:rPr>
-        <w:t>Families could trust store milk more often; child deaths from contaminated dairy fell where rules stuck. Wine and beer kept longer for trade. Taste changed slightly; some preferred untreated products and accepted higher risk. Overall, pasteurization turned a daily drink from a frequent gamble into a quieter staple — one of public health's least dramatic, most effective tools.</w:t>
+        <w:t>Families could trust store milk more often; child deaths from contaminated dairy fell where rules stuck. Wine and beer kept longer for trade. Taste changed slightly; some preferred untreated products and accepted higher risk. Overall, pasteurisation turned a daily drink from a frequent gamble into a quieter staple — one of public health's least dramatic, most effective tools.</w:t>
       </w:r>
     </w:p>
     <w:p>

--- a/en/discovery-articles/4.10 Pasteurization.docx
+++ b/en/discovery-articles/4.10 Pasteurization.docx
@@ -346,7 +346,7 @@
           <w:color w:val="004E8C"/>
           <w:sz w:val="24"/>
         </w:rPr>
-        <w:t>A. Books and major scholarly works</w:t>
+        <w:t>Books and major scholarly works</w:t>
       </w:r>
     </w:p>
     <w:p>
@@ -385,7 +385,7 @@
           <w:color w:val="004E8C"/>
           <w:sz w:val="24"/>
         </w:rPr>
-        <w:t>C. Institutional and encyclopedic sources</w:t>
+        <w:t>Institutional and encyclopedic sources</w:t>
       </w:r>
     </w:p>
     <w:p>
@@ -466,7 +466,7 @@
           <w:color w:val="004E8C"/>
           <w:sz w:val="24"/>
         </w:rPr>
-        <w:t>D. Museum, archive, and library resources</w:t>
+        <w:t>Museum, archive, and library resources</w:t>
       </w:r>
     </w:p>
     <w:p>
@@ -514,7 +514,7 @@
           <w:color w:val="004E8C"/>
           <w:sz w:val="24"/>
         </w:rPr>
-        <w:t>J. Press, popular science, and general reference</w:t>
+        <w:t>Press, popular science, and general reference</w:t>
       </w:r>
     </w:p>
     <w:p>
